--- a/ASupervisado/Actividad_Computer_Vision_C1_Resultado_CasadoFigueredo_Alejandro.docx
+++ b/ASupervisado/Actividad_Computer_Vision_C1_Resultado_CasadoFigueredo_Alejandro.docx
@@ -1221,6 +1221,9 @@
         </w:rPr>
       </w:pPr>
       <w:r>
+        <w:rPr>
+          <w:noProof/>
+        </w:rPr>
         <w:drawing>
           <wp:anchor distT="0" distB="0" distL="114300" distR="114300" simplePos="0" relativeHeight="251705344" behindDoc="0" locked="0" layoutInCell="1" allowOverlap="1" wp14:anchorId="285B7870" wp14:editId="58281882">
             <wp:simplePos x="0" y="0"/>
@@ -1272,6 +1275,9 @@
         </w:drawing>
       </w:r>
       <w:r>
+        <w:rPr>
+          <w:noProof/>
+        </w:rPr>
         <w:drawing>
           <wp:anchor distT="0" distB="0" distL="114300" distR="114300" simplePos="0" relativeHeight="251706368" behindDoc="0" locked="0" layoutInCell="1" allowOverlap="1" wp14:anchorId="1541196F" wp14:editId="7D796181">
             <wp:simplePos x="0" y="0"/>
@@ -1329,6 +1335,9 @@
         </w:drawing>
       </w:r>
       <w:r>
+        <w:rPr>
+          <w:noProof/>
+        </w:rPr>
         <w:drawing>
           <wp:anchor distT="0" distB="0" distL="114300" distR="114300" simplePos="0" relativeHeight="251704320" behindDoc="0" locked="0" layoutInCell="1" allowOverlap="1" wp14:anchorId="349E9C2F" wp14:editId="43DA768A">
             <wp:simplePos x="0" y="0"/>
@@ -2080,6 +2089,9 @@
     </w:p>
     <w:p>
       <w:r>
+        <w:rPr>
+          <w:noProof/>
+        </w:rPr>
         <w:drawing>
           <wp:anchor distT="0" distB="0" distL="114300" distR="114300" simplePos="0" relativeHeight="251709440" behindDoc="0" locked="0" layoutInCell="1" allowOverlap="1" wp14:anchorId="11D8DA64" wp14:editId="473EEC72">
             <wp:simplePos x="0" y="0"/>
@@ -2139,6 +2151,9 @@
     </w:p>
     <w:p>
       <w:r>
+        <w:rPr>
+          <w:noProof/>
+        </w:rPr>
         <w:drawing>
           <wp:anchor distT="0" distB="0" distL="114300" distR="114300" simplePos="0" relativeHeight="251708416" behindDoc="0" locked="0" layoutInCell="1" allowOverlap="1" wp14:anchorId="54019B25" wp14:editId="5CA9AA17">
             <wp:simplePos x="0" y="0"/>
@@ -2196,6 +2211,9 @@
         </w:drawing>
       </w:r>
       <w:r>
+        <w:rPr>
+          <w:noProof/>
+        </w:rPr>
         <w:drawing>
           <wp:anchor distT="0" distB="0" distL="114300" distR="114300" simplePos="0" relativeHeight="251707392" behindDoc="0" locked="0" layoutInCell="1" allowOverlap="1" wp14:anchorId="73EF116A" wp14:editId="357C0047">
             <wp:simplePos x="0" y="0"/>
@@ -2249,6 +2267,9 @@
     </w:p>
     <w:p>
       <w:r>
+        <w:rPr>
+          <w:noProof/>
+        </w:rPr>
         <w:drawing>
           <wp:anchor distT="0" distB="0" distL="114300" distR="114300" simplePos="0" relativeHeight="251710464" behindDoc="0" locked="0" layoutInCell="1" allowOverlap="1" wp14:anchorId="48810FAF" wp14:editId="25F57D6C">
             <wp:simplePos x="0" y="0"/>
@@ -3059,6 +3080,9 @@
     </w:p>
     <w:p>
       <w:r>
+        <w:rPr>
+          <w:noProof/>
+        </w:rPr>
         <w:drawing>
           <wp:anchor distT="0" distB="0" distL="114300" distR="114300" simplePos="0" relativeHeight="251714560" behindDoc="0" locked="0" layoutInCell="1" allowOverlap="1" wp14:anchorId="51113A7D" wp14:editId="5C4D7ACD">
             <wp:simplePos x="0" y="0"/>
@@ -3110,6 +3134,9 @@
         </w:drawing>
       </w:r>
       <w:r>
+        <w:rPr>
+          <w:noProof/>
+        </w:rPr>
         <w:drawing>
           <wp:anchor distT="0" distB="0" distL="114300" distR="114300" simplePos="0" relativeHeight="251712512" behindDoc="0" locked="0" layoutInCell="1" allowOverlap="1" wp14:anchorId="5FAA8B39" wp14:editId="420BDDEC">
             <wp:simplePos x="0" y="0"/>
@@ -3167,6 +3194,9 @@
         </w:drawing>
       </w:r>
       <w:r>
+        <w:rPr>
+          <w:noProof/>
+        </w:rPr>
         <w:drawing>
           <wp:inline distT="0" distB="0" distL="0" distR="0" wp14:anchorId="76E610D2" wp14:editId="0CBE4CF9">
             <wp:extent cx="1623975" cy="1718776"/>
@@ -3206,6 +3236,9 @@
     </w:p>
     <w:p>
       <w:r>
+        <w:rPr>
+          <w:noProof/>
+        </w:rPr>
         <w:drawing>
           <wp:anchor distT="0" distB="0" distL="114300" distR="114300" simplePos="0" relativeHeight="251713536" behindDoc="0" locked="0" layoutInCell="1" allowOverlap="1" wp14:anchorId="7AB8ACCA" wp14:editId="434826F8">
             <wp:simplePos x="0" y="0"/>
@@ -3263,6 +3296,9 @@
         </w:drawing>
       </w:r>
       <w:r>
+        <w:rPr>
+          <w:noProof/>
+        </w:rPr>
         <w:drawing>
           <wp:anchor distT="0" distB="0" distL="114300" distR="114300" simplePos="0" relativeHeight="251716608" behindDoc="0" locked="0" layoutInCell="1" allowOverlap="1" wp14:anchorId="466FAAC8" wp14:editId="226978B3">
             <wp:simplePos x="0" y="0"/>
@@ -3320,6 +3356,9 @@
         </w:drawing>
       </w:r>
       <w:r>
+        <w:rPr>
+          <w:noProof/>
+        </w:rPr>
         <w:drawing>
           <wp:anchor distT="0" distB="0" distL="114300" distR="114300" simplePos="0" relativeHeight="251715584" behindDoc="0" locked="0" layoutInCell="1" allowOverlap="1" wp14:anchorId="0F7167F4" wp14:editId="00897B1E">
             <wp:simplePos x="0" y="0"/>
@@ -4227,6 +4266,9 @@
     </w:tbl>
     <w:p>
       <w:r>
+        <w:rPr>
+          <w:noProof/>
+        </w:rPr>
         <w:drawing>
           <wp:anchor distT="0" distB="0" distL="114300" distR="114300" simplePos="0" relativeHeight="251717632" behindDoc="0" locked="0" layoutInCell="1" allowOverlap="1" wp14:anchorId="68EF612B" wp14:editId="1EA105D5">
             <wp:simplePos x="0" y="0"/>
@@ -4459,25 +4501,6 @@
           <w:color w:val="808080" w:themeColor="background1" w:themeShade="80"/>
         </w:rPr>
       </w:pPr>
-      <w:r>
-        <w:rPr>
-          <w:color w:val="808080" w:themeColor="background1" w:themeShade="80"/>
-        </w:rPr>
-        <w:t xml:space="preserve">Al observar y analizar la forma de los lúmenes en imágenes histológicas, podemos hacer una comparación sencilla con la </w:t>
-      </w:r>
-      <w:r>
-        <w:rPr>
-          <w:color w:val="808080" w:themeColor="background1" w:themeShade="80"/>
-          <w:u w:val="single"/>
-        </w:rPr>
-        <w:t>forma de los lunares en la piel</w:t>
-      </w:r>
-      <w:r>
-        <w:rPr>
-          <w:color w:val="808080" w:themeColor="background1" w:themeShade="80"/>
-        </w:rPr>
-        <w:t>. Cuando un lunar tiene forma irregular, bordes poco definidos o crece de manera descontrolada, puede ser una señal de alerta médica. De forma parecida, en los tejidos analizados, un lumen con forma extraña, borde irregular o muy ramificado —como el de la primera imagen— puede indicar un comportamiento anormal, posiblemente relacionado con un tejido cancerígeno. En cambio, un lumen más redondeado, compacto y regular —como el de la segunda imagen— suele asociarse a un tejido sano.</w:t>
-      </w:r>
     </w:p>
     <w:sectPr>
       <w:headerReference w:type="default" r:id="rId21"/>
@@ -5775,6 +5798,7 @@
   <w:style w:type="character" w:default="1" w:styleId="DefaultParagraphFont">
     <w:name w:val="Default Paragraph Font"/>
     <w:uiPriority w:val="1"/>
+    <w:semiHidden/>
     <w:unhideWhenUsed/>
   </w:style>
   <w:style w:type="table" w:default="1" w:styleId="TableNormal">
